--- a/04_Сертификаты_взрывозащиты/Перевод_RU/Сертификат_Ex_датчик_температуры_копия1_RU.docx
+++ b/04_Сертификаты_взрывозащиты/Перевод_RU/Сертификат_Ex_датчик_температуры_копия1_RU.docx
@@ -20,7 +20,7 @@
           <w:iCs/>
           <w:i/>
         </w:rPr>
-        <w:t xml:space="preserve">Перевод с китайского языка. Исходный файл: 5579d9e40d2279ac84ad51b63b4ebd57.jpg. Страниц в оригинале: 1.</w:t>
+        <w:t xml:space="preserve">Перевод с китайского языка. Исходный файл: Сертификат_Ex_датчик_температуры_копия1.jpg (исходное имя: 5579d9e40d2279ac84ad51b63b4ebd57.jpg). Страниц в оригинале: 1.</w:t>
       </w:r>
     </w:p>
     <w:p>
@@ -32,7 +32,7 @@
           <w:bCs/>
           <w:b/>
         </w:rPr>
-        <w:t xml:space="preserve">Содержание идентично файлу 5ca5b15188d6014680bd09a1e81a9024.jpg</w:t>
+        <w:t xml:space="preserve">Содержание идентично файлу Сертификат_Ex_датчик_температуры_копия2.jpg (исходное имя: 5ca5b15188d6014680bd09a1e81a9024.jpg)</w:t>
       </w:r>
       <w:r>
         <w:t xml:space="preserve"> </w:t>
